--- a/Final_Paper/paper.docx
+++ b/Final_Paper/paper.docx
@@ -52,13 +52,23 @@
           <w:vertAlign w:val="superscript"/>
         </w:rPr>
       </w:pPr>
+      <w:proofErr w:type="spellStart"/>
       <w:r>
         <w:rPr>
           <w:rFonts w:ascii="Georgia" w:hAnsi="Georgia"/>
           <w:sz w:val="24"/>
           <w:szCs w:val="24"/>
         </w:rPr>
-        <w:t>Tapasmini Sahoo</w:t>
+        <w:t>Tapasmini</w:t>
+      </w:r>
+      <w:proofErr w:type="spellEnd"/>
+      <w:r>
+        <w:rPr>
+          <w:rFonts w:ascii="Georgia" w:hAnsi="Georgia"/>
+          <w:sz w:val="24"/>
+          <w:szCs w:val="24"/>
+        </w:rPr>
+        <w:t xml:space="preserve"> Sahoo</w:t>
       </w:r>
       <w:r>
         <w:rPr>
@@ -458,8 +468,21 @@
           <w:szCs w:val="24"/>
           <w:lang w:val="en-US"/>
         </w:rPr>
-        <w:t>and salient target detection fusion net method. The fusion rule is particularly based on the std net fusion. First, 2 images were taken as input from which the binary mask was obtained. After which the salient target mask and background mask is obtained. After applying the dwt on the images, the sub bands of dwt are then combined using STDFusionNet</w:t>
-      </w:r>
+        <w:t xml:space="preserve">and salient target detection fusion net method. The fusion rule is particularly based on the std net fusion. First, 2 images were taken as input from which the binary mask was obtained. After which the salient target mask and background mask is obtained. After applying the dwt on the images, the sub bands of dwt are then combined using </w:t>
+      </w:r>
+      <w:proofErr w:type="spellStart"/>
+      <w:r>
+        <w:rPr>
+          <w:rFonts w:ascii="Times New Roman" w:hAnsi="Times New Roman" w:cs="Times New Roman"/>
+          <w:b/>
+          <w:bCs/>
+          <w:sz w:val="24"/>
+          <w:szCs w:val="24"/>
+          <w:lang w:val="en-US"/>
+        </w:rPr>
+        <w:t>STDFusionNet</w:t>
+      </w:r>
+      <w:proofErr w:type="spellEnd"/>
       <w:r>
         <w:rPr>
           <w:rFonts w:ascii="Times New Roman" w:hAnsi="Times New Roman" w:cs="Times New Roman"/>
@@ -588,7 +611,25 @@
           <w:sz w:val="24"/>
           <w:szCs w:val="24"/>
         </w:rPr>
-        <w:t>, Brovey transfor</w:t>
+        <w:t xml:space="preserve">, </w:t>
+      </w:r>
+      <w:proofErr w:type="spellStart"/>
+      <w:r>
+        <w:rPr>
+          <w:rFonts w:ascii="Times New Roman" w:hAnsi="Times New Roman" w:cs="Times New Roman"/>
+          <w:sz w:val="24"/>
+          <w:szCs w:val="24"/>
+        </w:rPr>
+        <w:t>Brovey</w:t>
+      </w:r>
+      <w:proofErr w:type="spellEnd"/>
+      <w:r>
+        <w:rPr>
+          <w:rFonts w:ascii="Times New Roman" w:hAnsi="Times New Roman" w:cs="Times New Roman"/>
+          <w:sz w:val="24"/>
+          <w:szCs w:val="24"/>
+        </w:rPr>
+        <w:t xml:space="preserve"> transfor</w:t>
       </w:r>
       <w:r>
         <w:rPr>
@@ -1192,6 +1233,7 @@
           <w:lang w:val="en-US"/>
         </w:rPr>
       </w:pPr>
+      <w:proofErr w:type="spellStart"/>
       <w:r>
         <w:rPr>
           <w:rFonts w:ascii="Times New Roman" w:hAnsi="Times New Roman" w:cs="Times New Roman"/>
@@ -1203,6 +1245,7 @@
         </w:rPr>
         <w:t>STDFusionNet</w:t>
       </w:r>
+      <w:proofErr w:type="spellEnd"/>
     </w:p>
     <w:p>
       <w:pPr>
@@ -1297,7 +1340,16 @@
           <w:sz w:val="24"/>
           <w:szCs w:val="24"/>
         </w:rPr>
-        <w:t>The fusion rule in STDFusionNe</w:t>
+        <w:t xml:space="preserve">The fusion rule in </w:t>
+      </w:r>
+      <w:proofErr w:type="spellStart"/>
+      <w:r>
+        <w:rPr>
+          <w:rFonts w:ascii="Times New Roman" w:hAnsi="Times New Roman" w:cs="Times New Roman"/>
+          <w:sz w:val="24"/>
+          <w:szCs w:val="24"/>
+        </w:rPr>
+        <w:t>STDFusionNe</w:t>
       </w:r>
       <w:r>
         <w:rPr>
@@ -1307,6 +1359,7 @@
         </w:rPr>
         <w:t>t</w:t>
       </w:r>
+      <w:proofErr w:type="spellEnd"/>
       <w:r>
         <w:rPr>
           <w:rFonts w:ascii="Times New Roman" w:hAnsi="Times New Roman" w:cs="Times New Roman"/>
@@ -1702,8 +1755,19 @@
           <w:szCs w:val="24"/>
           <w:lang w:val="en-US"/>
         </w:rPr>
-        <w:t>: Steps in STDFusionNet</w:t>
-      </w:r>
+        <w:t xml:space="preserve">: Steps in </w:t>
+      </w:r>
+      <w:proofErr w:type="spellStart"/>
+      <w:r>
+        <w:rPr>
+          <w:rFonts w:ascii="Times New Roman" w:hAnsi="Times New Roman" w:cs="Times New Roman"/>
+          <w:sz w:val="24"/>
+          <w:szCs w:val="24"/>
+          <w:lang w:val="en-US"/>
+        </w:rPr>
+        <w:t>STDFusionNet</w:t>
+      </w:r>
+      <w:proofErr w:type="spellEnd"/>
     </w:p>
     <w:p>
       <w:pPr>
@@ -1931,17 +1995,178 @@
           <w:szCs w:val="24"/>
           <w:lang w:val="en-US"/>
         </w:rPr>
-        <w:t xml:space="preserve"> images in total. The sub bands of IR component are sal_irA, sal_irH, sal_irV and sal_irD. The sub bands of visible </w:t>
-      </w:r>
-      <w:r>
-        <w:rPr>
-          <w:rFonts w:ascii="Times New Roman" w:hAnsi="Times New Roman" w:cs="Times New Roman"/>
-          <w:sz w:val="24"/>
-          <w:szCs w:val="24"/>
-          <w:lang w:val="en-US"/>
-        </w:rPr>
-        <w:t xml:space="preserve">components are bg_viA, bg_viH, bg_viV and bg_viD. Then the 8 sub bands are fused to get 4 sub bands using the fusion rule of </w:t>
-      </w:r>
+        <w:t xml:space="preserve"> images in total. The sub bands of IR component are </w:t>
+      </w:r>
+      <w:proofErr w:type="spellStart"/>
+      <w:r>
+        <w:rPr>
+          <w:rFonts w:ascii="Times New Roman" w:hAnsi="Times New Roman" w:cs="Times New Roman"/>
+          <w:sz w:val="24"/>
+          <w:szCs w:val="24"/>
+          <w:lang w:val="en-US"/>
+        </w:rPr>
+        <w:t>sal_irA</w:t>
+      </w:r>
+      <w:proofErr w:type="spellEnd"/>
+      <w:r>
+        <w:rPr>
+          <w:rFonts w:ascii="Times New Roman" w:hAnsi="Times New Roman" w:cs="Times New Roman"/>
+          <w:sz w:val="24"/>
+          <w:szCs w:val="24"/>
+          <w:lang w:val="en-US"/>
+        </w:rPr>
+        <w:t xml:space="preserve">, </w:t>
+      </w:r>
+      <w:proofErr w:type="spellStart"/>
+      <w:r>
+        <w:rPr>
+          <w:rFonts w:ascii="Times New Roman" w:hAnsi="Times New Roman" w:cs="Times New Roman"/>
+          <w:sz w:val="24"/>
+          <w:szCs w:val="24"/>
+          <w:lang w:val="en-US"/>
+        </w:rPr>
+        <w:t>sal_irH</w:t>
+      </w:r>
+      <w:proofErr w:type="spellEnd"/>
+      <w:r>
+        <w:rPr>
+          <w:rFonts w:ascii="Times New Roman" w:hAnsi="Times New Roman" w:cs="Times New Roman"/>
+          <w:sz w:val="24"/>
+          <w:szCs w:val="24"/>
+          <w:lang w:val="en-US"/>
+        </w:rPr>
+        <w:t xml:space="preserve">, </w:t>
+      </w:r>
+      <w:proofErr w:type="spellStart"/>
+      <w:r>
+        <w:rPr>
+          <w:rFonts w:ascii="Times New Roman" w:hAnsi="Times New Roman" w:cs="Times New Roman"/>
+          <w:sz w:val="24"/>
+          <w:szCs w:val="24"/>
+          <w:lang w:val="en-US"/>
+        </w:rPr>
+        <w:t>sal_irV</w:t>
+      </w:r>
+      <w:proofErr w:type="spellEnd"/>
+      <w:r>
+        <w:rPr>
+          <w:rFonts w:ascii="Times New Roman" w:hAnsi="Times New Roman" w:cs="Times New Roman"/>
+          <w:sz w:val="24"/>
+          <w:szCs w:val="24"/>
+          <w:lang w:val="en-US"/>
+        </w:rPr>
+        <w:t xml:space="preserve"> and </w:t>
+      </w:r>
+      <w:proofErr w:type="spellStart"/>
+      <w:r>
+        <w:rPr>
+          <w:rFonts w:ascii="Times New Roman" w:hAnsi="Times New Roman" w:cs="Times New Roman"/>
+          <w:sz w:val="24"/>
+          <w:szCs w:val="24"/>
+          <w:lang w:val="en-US"/>
+        </w:rPr>
+        <w:t>sal_irD</w:t>
+      </w:r>
+      <w:proofErr w:type="spellEnd"/>
+      <w:r>
+        <w:rPr>
+          <w:rFonts w:ascii="Times New Roman" w:hAnsi="Times New Roman" w:cs="Times New Roman"/>
+          <w:sz w:val="24"/>
+          <w:szCs w:val="24"/>
+          <w:lang w:val="en-US"/>
+        </w:rPr>
+        <w:t xml:space="preserve">. The sub bands of visible </w:t>
+      </w:r>
+      <w:r>
+        <w:rPr>
+          <w:rFonts w:ascii="Times New Roman" w:hAnsi="Times New Roman" w:cs="Times New Roman"/>
+          <w:sz w:val="24"/>
+          <w:szCs w:val="24"/>
+          <w:lang w:val="en-US"/>
+        </w:rPr>
+        <w:t xml:space="preserve">components are </w:t>
+      </w:r>
+      <w:proofErr w:type="spellStart"/>
+      <w:r>
+        <w:rPr>
+          <w:rFonts w:ascii="Times New Roman" w:hAnsi="Times New Roman" w:cs="Times New Roman"/>
+          <w:sz w:val="24"/>
+          <w:szCs w:val="24"/>
+          <w:lang w:val="en-US"/>
+        </w:rPr>
+        <w:t>bg_viA</w:t>
+      </w:r>
+      <w:proofErr w:type="spellEnd"/>
+      <w:r>
+        <w:rPr>
+          <w:rFonts w:ascii="Times New Roman" w:hAnsi="Times New Roman" w:cs="Times New Roman"/>
+          <w:sz w:val="24"/>
+          <w:szCs w:val="24"/>
+          <w:lang w:val="en-US"/>
+        </w:rPr>
+        <w:t xml:space="preserve">, </w:t>
+      </w:r>
+      <w:proofErr w:type="spellStart"/>
+      <w:r>
+        <w:rPr>
+          <w:rFonts w:ascii="Times New Roman" w:hAnsi="Times New Roman" w:cs="Times New Roman"/>
+          <w:sz w:val="24"/>
+          <w:szCs w:val="24"/>
+          <w:lang w:val="en-US"/>
+        </w:rPr>
+        <w:t>bg_viH</w:t>
+      </w:r>
+      <w:proofErr w:type="spellEnd"/>
+      <w:r>
+        <w:rPr>
+          <w:rFonts w:ascii="Times New Roman" w:hAnsi="Times New Roman" w:cs="Times New Roman"/>
+          <w:sz w:val="24"/>
+          <w:szCs w:val="24"/>
+          <w:lang w:val="en-US"/>
+        </w:rPr>
+        <w:t xml:space="preserve">, </w:t>
+      </w:r>
+      <w:proofErr w:type="spellStart"/>
+      <w:r>
+        <w:rPr>
+          <w:rFonts w:ascii="Times New Roman" w:hAnsi="Times New Roman" w:cs="Times New Roman"/>
+          <w:sz w:val="24"/>
+          <w:szCs w:val="24"/>
+          <w:lang w:val="en-US"/>
+        </w:rPr>
+        <w:t>bg_viV</w:t>
+      </w:r>
+      <w:proofErr w:type="spellEnd"/>
+      <w:r>
+        <w:rPr>
+          <w:rFonts w:ascii="Times New Roman" w:hAnsi="Times New Roman" w:cs="Times New Roman"/>
+          <w:sz w:val="24"/>
+          <w:szCs w:val="24"/>
+          <w:lang w:val="en-US"/>
+        </w:rPr>
+        <w:t xml:space="preserve"> and </w:t>
+      </w:r>
+      <w:proofErr w:type="spellStart"/>
+      <w:r>
+        <w:rPr>
+          <w:rFonts w:ascii="Times New Roman" w:hAnsi="Times New Roman" w:cs="Times New Roman"/>
+          <w:sz w:val="24"/>
+          <w:szCs w:val="24"/>
+          <w:lang w:val="en-US"/>
+        </w:rPr>
+        <w:t>bg_viD</w:t>
+      </w:r>
+      <w:proofErr w:type="spellEnd"/>
+      <w:r>
+        <w:rPr>
+          <w:rFonts w:ascii="Times New Roman" w:hAnsi="Times New Roman" w:cs="Times New Roman"/>
+          <w:sz w:val="24"/>
+          <w:szCs w:val="24"/>
+          <w:lang w:val="en-US"/>
+        </w:rPr>
+        <w:t xml:space="preserve">. Then the 8 sub bands are fused to get 4 sub bands using the fusion rule of </w:t>
+      </w:r>
+      <w:proofErr w:type="spellStart"/>
       <w:r>
         <w:rPr>
           <w:rFonts w:ascii="Times New Roman" w:hAnsi="Times New Roman" w:cs="Times New Roman"/>
@@ -1951,14 +2176,95 @@
         </w:rPr>
         <w:t>STDFusionNet</w:t>
       </w:r>
-      <w:r>
-        <w:rPr>
-          <w:rFonts w:ascii="Times New Roman" w:hAnsi="Times New Roman" w:cs="Times New Roman"/>
-          <w:sz w:val="24"/>
-          <w:szCs w:val="24"/>
-          <w:lang w:val="en-US"/>
-        </w:rPr>
-        <w:t xml:space="preserve"> which are fused_sal_A, fused_sal_H, fused_sal_V and fused_sal_D. </w:t>
+      <w:proofErr w:type="spellEnd"/>
+      <w:r>
+        <w:rPr>
+          <w:rFonts w:ascii="Times New Roman" w:hAnsi="Times New Roman" w:cs="Times New Roman"/>
+          <w:sz w:val="24"/>
+          <w:szCs w:val="24"/>
+          <w:lang w:val="en-US"/>
+        </w:rPr>
+        <w:t xml:space="preserve"> which are </w:t>
+      </w:r>
+      <w:proofErr w:type="spellStart"/>
+      <w:r>
+        <w:rPr>
+          <w:rFonts w:ascii="Times New Roman" w:hAnsi="Times New Roman" w:cs="Times New Roman"/>
+          <w:sz w:val="24"/>
+          <w:szCs w:val="24"/>
+          <w:lang w:val="en-US"/>
+        </w:rPr>
+        <w:t>fused_sal_A</w:t>
+      </w:r>
+      <w:proofErr w:type="spellEnd"/>
+      <w:r>
+        <w:rPr>
+          <w:rFonts w:ascii="Times New Roman" w:hAnsi="Times New Roman" w:cs="Times New Roman"/>
+          <w:sz w:val="24"/>
+          <w:szCs w:val="24"/>
+          <w:lang w:val="en-US"/>
+        </w:rPr>
+        <w:t xml:space="preserve">, </w:t>
+      </w:r>
+      <w:proofErr w:type="spellStart"/>
+      <w:r>
+        <w:rPr>
+          <w:rFonts w:ascii="Times New Roman" w:hAnsi="Times New Roman" w:cs="Times New Roman"/>
+          <w:sz w:val="24"/>
+          <w:szCs w:val="24"/>
+          <w:lang w:val="en-US"/>
+        </w:rPr>
+        <w:t>fused_sal_H</w:t>
+      </w:r>
+      <w:proofErr w:type="spellEnd"/>
+      <w:r>
+        <w:rPr>
+          <w:rFonts w:ascii="Times New Roman" w:hAnsi="Times New Roman" w:cs="Times New Roman"/>
+          <w:sz w:val="24"/>
+          <w:szCs w:val="24"/>
+          <w:lang w:val="en-US"/>
+        </w:rPr>
+        <w:t xml:space="preserve">, </w:t>
+      </w:r>
+      <w:proofErr w:type="spellStart"/>
+      <w:r>
+        <w:rPr>
+          <w:rFonts w:ascii="Times New Roman" w:hAnsi="Times New Roman" w:cs="Times New Roman"/>
+          <w:sz w:val="24"/>
+          <w:szCs w:val="24"/>
+          <w:lang w:val="en-US"/>
+        </w:rPr>
+        <w:t>fused_sal_V</w:t>
+      </w:r>
+      <w:proofErr w:type="spellEnd"/>
+      <w:r>
+        <w:rPr>
+          <w:rFonts w:ascii="Times New Roman" w:hAnsi="Times New Roman" w:cs="Times New Roman"/>
+          <w:sz w:val="24"/>
+          <w:szCs w:val="24"/>
+          <w:lang w:val="en-US"/>
+        </w:rPr>
+        <w:t xml:space="preserve"> and </w:t>
+      </w:r>
+      <w:proofErr w:type="spellStart"/>
+      <w:r>
+        <w:rPr>
+          <w:rFonts w:ascii="Times New Roman" w:hAnsi="Times New Roman" w:cs="Times New Roman"/>
+          <w:sz w:val="24"/>
+          <w:szCs w:val="24"/>
+          <w:lang w:val="en-US"/>
+        </w:rPr>
+        <w:t>fused_sal_D</w:t>
+      </w:r>
+      <w:proofErr w:type="spellEnd"/>
+      <w:r>
+        <w:rPr>
+          <w:rFonts w:ascii="Times New Roman" w:hAnsi="Times New Roman" w:cs="Times New Roman"/>
+          <w:sz w:val="24"/>
+          <w:szCs w:val="24"/>
+          <w:lang w:val="en-US"/>
+        </w:rPr>
+        <w:t xml:space="preserve">. </w:t>
       </w:r>
     </w:p>
     <w:p>
@@ -8043,6 +8349,7 @@
                 <w:bCs/>
               </w:rPr>
             </w:pPr>
+            <w:proofErr w:type="spellStart"/>
             <w:r>
               <w:rPr>
                 <w:rFonts w:ascii="Times New Roman" w:hAnsi="Times New Roman" w:cs="Times New Roman"/>
@@ -8051,6 +8358,7 @@
               </w:rPr>
               <w:t>STDFusionNet</w:t>
             </w:r>
+            <w:proofErr w:type="spellEnd"/>
           </w:p>
         </w:tc>
         <w:tc>
@@ -8567,6 +8875,7 @@
                 <w:bCs/>
               </w:rPr>
             </w:pPr>
+            <w:proofErr w:type="spellStart"/>
             <w:r>
               <w:rPr>
                 <w:rFonts w:ascii="Times New Roman" w:hAnsi="Times New Roman" w:cs="Times New Roman"/>
@@ -8575,6 +8884,7 @@
               </w:rPr>
               <w:t>STDFusionNet</w:t>
             </w:r>
+            <w:proofErr w:type="spellEnd"/>
           </w:p>
         </w:tc>
         <w:tc>
@@ -9091,6 +9401,7 @@
                 <w:bCs/>
               </w:rPr>
             </w:pPr>
+            <w:proofErr w:type="spellStart"/>
             <w:r>
               <w:rPr>
                 <w:rFonts w:ascii="Times New Roman" w:hAnsi="Times New Roman" w:cs="Times New Roman"/>
@@ -9099,6 +9410,7 @@
               </w:rPr>
               <w:t>STDFusionNet</w:t>
             </w:r>
+            <w:proofErr w:type="spellEnd"/>
           </w:p>
         </w:tc>
         <w:tc>
@@ -9615,6 +9927,7 @@
                 <w:bCs/>
               </w:rPr>
             </w:pPr>
+            <w:proofErr w:type="spellStart"/>
             <w:r>
               <w:rPr>
                 <w:rFonts w:ascii="Times New Roman" w:hAnsi="Times New Roman" w:cs="Times New Roman"/>
@@ -9623,6 +9936,7 @@
               </w:rPr>
               <w:t>STDFusionNet</w:t>
             </w:r>
+            <w:proofErr w:type="spellEnd"/>
           </w:p>
         </w:tc>
         <w:tc>
@@ -10024,7 +10338,17 @@
           <w:szCs w:val="24"/>
           <w:lang w:val="en-US"/>
         </w:rPr>
-        <w:t xml:space="preserve"> a new hybrid method in which the ST</w:t>
+        <w:t xml:space="preserve"> a new hybrid method in which the </w:t>
+      </w:r>
+      <w:proofErr w:type="spellStart"/>
+      <w:r>
+        <w:rPr>
+          <w:rFonts w:ascii="Times New Roman" w:eastAsiaTheme="minorEastAsia" w:hAnsi="Times New Roman" w:cs="Times New Roman"/>
+          <w:sz w:val="24"/>
+          <w:szCs w:val="24"/>
+          <w:lang w:val="en-US"/>
+        </w:rPr>
+        <w:t>ST</w:t>
       </w:r>
       <w:r>
         <w:rPr>
@@ -10053,6 +10377,7 @@
         </w:rPr>
         <w:t>Net</w:t>
       </w:r>
+      <w:proofErr w:type="spellEnd"/>
       <w:r>
         <w:rPr>
           <w:rFonts w:ascii="Times New Roman" w:eastAsiaTheme="minorEastAsia" w:hAnsi="Times New Roman" w:cs="Times New Roman"/>
@@ -10116,6 +10441,7 @@
         </w:rPr>
         <w:t xml:space="preserve"> that is being done in the DWT domain. The results obtained by these methods has surpassed both </w:t>
       </w:r>
+      <w:proofErr w:type="spellStart"/>
       <w:r>
         <w:rPr>
           <w:rFonts w:ascii="Times New Roman" w:eastAsiaTheme="minorEastAsia" w:hAnsi="Times New Roman" w:cs="Times New Roman"/>
@@ -10152,6 +10478,7 @@
         </w:rPr>
         <w:t>Net</w:t>
       </w:r>
+      <w:proofErr w:type="spellEnd"/>
       <w:r>
         <w:rPr>
           <w:rFonts w:ascii="Times New Roman" w:eastAsiaTheme="minorEastAsia" w:hAnsi="Times New Roman" w:cs="Times New Roman"/>
@@ -10244,6 +10571,7 @@
           <w14:ligatures w14:val="none"/>
         </w:rPr>
       </w:pPr>
+      <w:proofErr w:type="spellStart"/>
       <w:r>
         <w:rPr>
           <w:rFonts w:ascii="Times New Roman" w:eastAsia="Times New Roman" w:hAnsi="Times New Roman" w:cs="Times New Roman"/>
@@ -10254,7 +10582,20 @@
           <w:lang w:eastAsia="en-IN"/>
           <w14:ligatures w14:val="none"/>
         </w:rPr>
-        <w:t>Tapasmini Sahoo</w:t>
+        <w:t>Tapasmini</w:t>
+      </w:r>
+      <w:proofErr w:type="spellEnd"/>
+      <w:r>
+        <w:rPr>
+          <w:rFonts w:ascii="Times New Roman" w:eastAsia="Times New Roman" w:hAnsi="Times New Roman" w:cs="Times New Roman"/>
+          <w:color w:val="0D0D0D" w:themeColor="text1" w:themeTint="F2"/>
+          <w:kern w:val="36"/>
+          <w:sz w:val="24"/>
+          <w:szCs w:val="24"/>
+          <w:lang w:eastAsia="en-IN"/>
+          <w14:ligatures w14:val="none"/>
+        </w:rPr>
+        <w:t xml:space="preserve"> Sahoo</w:t>
       </w:r>
       <w:r>
         <w:rPr>
@@ -10467,6 +10808,7 @@
         <w:t xml:space="preserve">, </w:t>
       </w:r>
       <w:hyperlink r:id="rId27" w:history="1">
+        <w:proofErr w:type="spellStart"/>
         <w:r>
           <w:rPr>
             <w:rStyle w:val="Hyperlink"/>
@@ -10479,7 +10821,22 @@
             <w:lang w:eastAsia="en-IN"/>
             <w14:ligatures w14:val="none"/>
           </w:rPr>
-          <w:t>Meilong Xu</w:t>
+          <w:t>Meilong</w:t>
+        </w:r>
+        <w:proofErr w:type="spellEnd"/>
+        <w:r>
+          <w:rPr>
+            <w:rStyle w:val="Hyperlink"/>
+            <w:rFonts w:ascii="Times New Roman" w:eastAsia="Times New Roman" w:hAnsi="Times New Roman" w:cs="Times New Roman"/>
+            <w:color w:val="0D0D0D" w:themeColor="text1" w:themeTint="F2"/>
+            <w:kern w:val="36"/>
+            <w:sz w:val="24"/>
+            <w:szCs w:val="24"/>
+            <w:u w:val="none"/>
+            <w:lang w:eastAsia="en-IN"/>
+            <w14:ligatures w14:val="none"/>
+          </w:rPr>
+          <w:t xml:space="preserve"> Xu</w:t>
         </w:r>
       </w:hyperlink>
       <w:r>
@@ -10520,7 +10877,33 @@
           <w:lang w:eastAsia="en-IN"/>
           <w14:ligatures w14:val="none"/>
         </w:rPr>
-        <w:t xml:space="preserve"> “STDFusionNet: An Infrared and Visible Image Fusion Network Based on Salient Target Detection”(2021)</w:t>
+        <w:t xml:space="preserve"> “</w:t>
+      </w:r>
+      <w:proofErr w:type="spellStart"/>
+      <w:r>
+        <w:rPr>
+          <w:rFonts w:ascii="Times New Roman" w:eastAsia="Times New Roman" w:hAnsi="Times New Roman" w:cs="Times New Roman"/>
+          <w:color w:val="0D0D0D" w:themeColor="text1" w:themeTint="F2"/>
+          <w:kern w:val="36"/>
+          <w:sz w:val="24"/>
+          <w:szCs w:val="24"/>
+          <w:lang w:eastAsia="en-IN"/>
+          <w14:ligatures w14:val="none"/>
+        </w:rPr>
+        <w:t>STDFusionNet</w:t>
+      </w:r>
+      <w:proofErr w:type="spellEnd"/>
+      <w:r>
+        <w:rPr>
+          <w:rFonts w:ascii="Times New Roman" w:eastAsia="Times New Roman" w:hAnsi="Times New Roman" w:cs="Times New Roman"/>
+          <w:color w:val="0D0D0D" w:themeColor="text1" w:themeTint="F2"/>
+          <w:kern w:val="36"/>
+          <w:sz w:val="24"/>
+          <w:szCs w:val="24"/>
+          <w:lang w:eastAsia="en-IN"/>
+          <w14:ligatures w14:val="none"/>
+        </w:rPr>
+        <w:t>: An Infrared and Visible Image Fusion Network Based on Salient Target Detection”(2021)</w:t>
       </w:r>
     </w:p>
     <w:p>
@@ -10599,7 +10982,61 @@
           <w:sz w:val="24"/>
           <w:szCs w:val="24"/>
         </w:rPr>
-        <w:t>Dong Jiang, Dafang Zhuang, Yaohuan Huang and Jinying Fu “Survey of Multispectral Image Fusion Techniques in Remote Sensing Applications</w:t>
+        <w:t xml:space="preserve">Dong Jiang, </w:t>
+      </w:r>
+      <w:proofErr w:type="spellStart"/>
+      <w:r>
+        <w:rPr>
+          <w:rFonts w:ascii="Times New Roman" w:eastAsiaTheme="minorEastAsia" w:hAnsi="Times New Roman" w:cs="Times New Roman"/>
+          <w:sz w:val="24"/>
+          <w:szCs w:val="24"/>
+        </w:rPr>
+        <w:t>Dafang</w:t>
+      </w:r>
+      <w:proofErr w:type="spellEnd"/>
+      <w:r>
+        <w:rPr>
+          <w:rFonts w:ascii="Times New Roman" w:eastAsiaTheme="minorEastAsia" w:hAnsi="Times New Roman" w:cs="Times New Roman"/>
+          <w:sz w:val="24"/>
+          <w:szCs w:val="24"/>
+        </w:rPr>
+        <w:t xml:space="preserve"> Zhuang, </w:t>
+      </w:r>
+      <w:proofErr w:type="spellStart"/>
+      <w:r>
+        <w:rPr>
+          <w:rFonts w:ascii="Times New Roman" w:eastAsiaTheme="minorEastAsia" w:hAnsi="Times New Roman" w:cs="Times New Roman"/>
+          <w:sz w:val="24"/>
+          <w:szCs w:val="24"/>
+        </w:rPr>
+        <w:t>Yaohuan</w:t>
+      </w:r>
+      <w:proofErr w:type="spellEnd"/>
+      <w:r>
+        <w:rPr>
+          <w:rFonts w:ascii="Times New Roman" w:eastAsiaTheme="minorEastAsia" w:hAnsi="Times New Roman" w:cs="Times New Roman"/>
+          <w:sz w:val="24"/>
+          <w:szCs w:val="24"/>
+        </w:rPr>
+        <w:t xml:space="preserve"> Huang and </w:t>
+      </w:r>
+      <w:proofErr w:type="spellStart"/>
+      <w:r>
+        <w:rPr>
+          <w:rFonts w:ascii="Times New Roman" w:eastAsiaTheme="minorEastAsia" w:hAnsi="Times New Roman" w:cs="Times New Roman"/>
+          <w:sz w:val="24"/>
+          <w:szCs w:val="24"/>
+        </w:rPr>
+        <w:t>Jinying</w:t>
+      </w:r>
+      <w:proofErr w:type="spellEnd"/>
+      <w:r>
+        <w:rPr>
+          <w:rFonts w:ascii="Times New Roman" w:eastAsiaTheme="minorEastAsia" w:hAnsi="Times New Roman" w:cs="Times New Roman"/>
+          <w:sz w:val="24"/>
+          <w:szCs w:val="24"/>
+        </w:rPr>
+        <w:t xml:space="preserve"> Fu “Survey of Multispectral Image Fusion Techniques in Remote Sensing Applications</w:t>
       </w:r>
       <w:r>
         <w:rPr>
@@ -10649,7 +11086,43 @@
           <w:sz w:val="24"/>
           <w:szCs w:val="24"/>
         </w:rPr>
-        <w:t>Sa. I. Ibrahim, Gh. S. El-Tawel, M. A. Makhlouf “Brain image fusion using the parameter adaptive-pulse</w:t>
+        <w:t xml:space="preserve">Sa. I. Ibrahim, </w:t>
+      </w:r>
+      <w:proofErr w:type="spellStart"/>
+      <w:r>
+        <w:rPr>
+          <w:rFonts w:ascii="Times New Roman" w:eastAsiaTheme="minorEastAsia" w:hAnsi="Times New Roman" w:cs="Times New Roman"/>
+          <w:sz w:val="24"/>
+          <w:szCs w:val="24"/>
+        </w:rPr>
+        <w:t>Gh</w:t>
+      </w:r>
+      <w:proofErr w:type="spellEnd"/>
+      <w:r>
+        <w:rPr>
+          <w:rFonts w:ascii="Times New Roman" w:eastAsiaTheme="minorEastAsia" w:hAnsi="Times New Roman" w:cs="Times New Roman"/>
+          <w:sz w:val="24"/>
+          <w:szCs w:val="24"/>
+        </w:rPr>
+        <w:t>. S. El-</w:t>
+      </w:r>
+      <w:proofErr w:type="spellStart"/>
+      <w:r>
+        <w:rPr>
+          <w:rFonts w:ascii="Times New Roman" w:eastAsiaTheme="minorEastAsia" w:hAnsi="Times New Roman" w:cs="Times New Roman"/>
+          <w:sz w:val="24"/>
+          <w:szCs w:val="24"/>
+        </w:rPr>
+        <w:t>Tawel</w:t>
+      </w:r>
+      <w:proofErr w:type="spellEnd"/>
+      <w:r>
+        <w:rPr>
+          <w:rFonts w:ascii="Times New Roman" w:eastAsiaTheme="minorEastAsia" w:hAnsi="Times New Roman" w:cs="Times New Roman"/>
+          <w:sz w:val="24"/>
+          <w:szCs w:val="24"/>
+        </w:rPr>
+        <w:t>, M. A. Makhlouf “Brain image fusion using the parameter adaptive-pulse</w:t>
       </w:r>
       <w:r>
         <w:rPr>
@@ -10744,6 +11217,7 @@
           <w:lang w:val="en-US"/>
         </w:rPr>
       </w:pPr>
+      <w:proofErr w:type="spellStart"/>
       <w:r>
         <w:rPr>
           <w:rFonts w:ascii="Times New Roman" w:eastAsia="Times New Roman" w:hAnsi="Times New Roman" w:cs="Times New Roman"/>
@@ -10754,7 +11228,20 @@
           <w:lang w:eastAsia="en-IN"/>
           <w14:ligatures w14:val="none"/>
         </w:rPr>
-        <w:t>Tapasmini Sahoo Sankalp Mohanty and Saurav Sahu “Multi-Focus Image Fusion Using Variance Based Spatial Domain and Wavelet Transform”</w:t>
+        <w:t>Tapasmini</w:t>
+      </w:r>
+      <w:proofErr w:type="spellEnd"/>
+      <w:r>
+        <w:rPr>
+          <w:rFonts w:ascii="Times New Roman" w:eastAsia="Times New Roman" w:hAnsi="Times New Roman" w:cs="Times New Roman"/>
+          <w:color w:val="0D0D0D" w:themeColor="text1" w:themeTint="F2"/>
+          <w:kern w:val="36"/>
+          <w:sz w:val="24"/>
+          <w:szCs w:val="24"/>
+          <w:lang w:eastAsia="en-IN"/>
+          <w14:ligatures w14:val="none"/>
+        </w:rPr>
+        <w:t xml:space="preserve"> Sahoo Sankalp Mohanty and Saurav Sahu “Multi-Focus Image Fusion Using Variance Based Spatial Domain and Wavelet Transform”</w:t>
       </w:r>
       <w:r>
         <w:rPr>
@@ -10870,6 +11357,7 @@
         <w:t xml:space="preserve">, </w:t>
       </w:r>
       <w:hyperlink r:id="rId31" w:history="1">
+        <w:proofErr w:type="spellStart"/>
         <w:r>
           <w:rPr>
             <w:rStyle w:val="Hyperlink"/>
@@ -10882,7 +11370,22 @@
             <w:lang w:eastAsia="en-IN"/>
             <w14:ligatures w14:val="none"/>
           </w:rPr>
-          <w:t>Meilong Xu</w:t>
+          <w:t>Meilong</w:t>
+        </w:r>
+        <w:proofErr w:type="spellEnd"/>
+        <w:r>
+          <w:rPr>
+            <w:rStyle w:val="Hyperlink"/>
+            <w:rFonts w:ascii="Times New Roman" w:eastAsia="Times New Roman" w:hAnsi="Times New Roman" w:cs="Times New Roman"/>
+            <w:color w:val="0D0D0D" w:themeColor="text1" w:themeTint="F2"/>
+            <w:kern w:val="36"/>
+            <w:sz w:val="24"/>
+            <w:szCs w:val="24"/>
+            <w:u w:val="none"/>
+            <w:lang w:eastAsia="en-IN"/>
+            <w14:ligatures w14:val="none"/>
+          </w:rPr>
+          <w:t xml:space="preserve"> Xu</w:t>
         </w:r>
       </w:hyperlink>
       <w:r>
@@ -10923,7 +11426,33 @@
           <w:lang w:eastAsia="en-IN"/>
           <w14:ligatures w14:val="none"/>
         </w:rPr>
-        <w:t xml:space="preserve"> “STDFusionNet: An Infrared and Visible Image Fusion Network Based on Salient Target Detection”(2021)</w:t>
+        <w:t xml:space="preserve"> “</w:t>
+      </w:r>
+      <w:proofErr w:type="spellStart"/>
+      <w:r>
+        <w:rPr>
+          <w:rFonts w:ascii="Times New Roman" w:eastAsia="Times New Roman" w:hAnsi="Times New Roman" w:cs="Times New Roman"/>
+          <w:color w:val="0D0D0D" w:themeColor="text1" w:themeTint="F2"/>
+          <w:kern w:val="36"/>
+          <w:sz w:val="24"/>
+          <w:szCs w:val="24"/>
+          <w:lang w:eastAsia="en-IN"/>
+          <w14:ligatures w14:val="none"/>
+        </w:rPr>
+        <w:t>STDFusionNet</w:t>
+      </w:r>
+      <w:proofErr w:type="spellEnd"/>
+      <w:r>
+        <w:rPr>
+          <w:rFonts w:ascii="Times New Roman" w:eastAsia="Times New Roman" w:hAnsi="Times New Roman" w:cs="Times New Roman"/>
+          <w:color w:val="0D0D0D" w:themeColor="text1" w:themeTint="F2"/>
+          <w:kern w:val="36"/>
+          <w:sz w:val="24"/>
+          <w:szCs w:val="24"/>
+          <w:lang w:eastAsia="en-IN"/>
+          <w14:ligatures w14:val="none"/>
+        </w:rPr>
+        <w:t>: An Infrared and Visible Image Fusion Network Based on Salient Target Detection”(2021)</w:t>
       </w:r>
     </w:p>
     <w:p>
@@ -11018,6 +11547,7 @@
         <w:t xml:space="preserve">, </w:t>
       </w:r>
       <w:hyperlink r:id="rId35" w:history="1">
+        <w:proofErr w:type="spellStart"/>
         <w:r>
           <w:rPr>
             <w:rStyle w:val="Hyperlink"/>
@@ -11030,7 +11560,22 @@
             <w:lang w:eastAsia="en-IN"/>
             <w14:ligatures w14:val="none"/>
           </w:rPr>
-          <w:t>Meilong Xu</w:t>
+          <w:t>Meilong</w:t>
+        </w:r>
+        <w:proofErr w:type="spellEnd"/>
+        <w:r>
+          <w:rPr>
+            <w:rStyle w:val="Hyperlink"/>
+            <w:rFonts w:ascii="Times New Roman" w:eastAsia="Times New Roman" w:hAnsi="Times New Roman" w:cs="Times New Roman"/>
+            <w:color w:val="0D0D0D" w:themeColor="text1" w:themeTint="F2"/>
+            <w:kern w:val="36"/>
+            <w:sz w:val="24"/>
+            <w:szCs w:val="24"/>
+            <w:u w:val="none"/>
+            <w:lang w:eastAsia="en-IN"/>
+            <w14:ligatures w14:val="none"/>
+          </w:rPr>
+          <w:t xml:space="preserve"> Xu</w:t>
         </w:r>
       </w:hyperlink>
       <w:r>
@@ -11071,7 +11616,33 @@
           <w:lang w:eastAsia="en-IN"/>
           <w14:ligatures w14:val="none"/>
         </w:rPr>
-        <w:t xml:space="preserve"> “STDFusionNet: An Infrared and Visible Image Fusion Network Based on Salient Target Detection”(2021)</w:t>
+        <w:t xml:space="preserve"> “</w:t>
+      </w:r>
+      <w:proofErr w:type="spellStart"/>
+      <w:r>
+        <w:rPr>
+          <w:rFonts w:ascii="Times New Roman" w:eastAsia="Times New Roman" w:hAnsi="Times New Roman" w:cs="Times New Roman"/>
+          <w:color w:val="0D0D0D" w:themeColor="text1" w:themeTint="F2"/>
+          <w:kern w:val="36"/>
+          <w:sz w:val="24"/>
+          <w:szCs w:val="24"/>
+          <w:lang w:eastAsia="en-IN"/>
+          <w14:ligatures w14:val="none"/>
+        </w:rPr>
+        <w:t>STDFusionNet</w:t>
+      </w:r>
+      <w:proofErr w:type="spellEnd"/>
+      <w:r>
+        <w:rPr>
+          <w:rFonts w:ascii="Times New Roman" w:eastAsia="Times New Roman" w:hAnsi="Times New Roman" w:cs="Times New Roman"/>
+          <w:color w:val="0D0D0D" w:themeColor="text1" w:themeTint="F2"/>
+          <w:kern w:val="36"/>
+          <w:sz w:val="24"/>
+          <w:szCs w:val="24"/>
+          <w:lang w:eastAsia="en-IN"/>
+          <w14:ligatures w14:val="none"/>
+        </w:rPr>
+        <w:t>: An Infrared and Visible Image Fusion Network Based on Salient Target Detection”(2021)</w:t>
       </w:r>
     </w:p>
     <w:p>
@@ -11109,6 +11680,7 @@
           <w14:ligatures w14:val="none"/>
         </w:rPr>
       </w:pPr>
+      <w:proofErr w:type="spellStart"/>
       <w:r>
         <w:rPr>
           <w:rFonts w:ascii="Times New Roman" w:eastAsia="Times New Roman" w:hAnsi="Times New Roman" w:cs="Times New Roman"/>
@@ -11119,7 +11691,20 @@
           <w:lang w:eastAsia="en-IN"/>
           <w14:ligatures w14:val="none"/>
         </w:rPr>
-        <w:t>Tapasmini Sahoo</w:t>
+        <w:t>Tapasmini</w:t>
+      </w:r>
+      <w:proofErr w:type="spellEnd"/>
+      <w:r>
+        <w:rPr>
+          <w:rFonts w:ascii="Times New Roman" w:eastAsia="Times New Roman" w:hAnsi="Times New Roman" w:cs="Times New Roman"/>
+          <w:color w:val="0D0D0D" w:themeColor="text1" w:themeTint="F2"/>
+          <w:kern w:val="36"/>
+          <w:sz w:val="24"/>
+          <w:szCs w:val="24"/>
+          <w:lang w:eastAsia="en-IN"/>
+          <w14:ligatures w14:val="none"/>
+        </w:rPr>
+        <w:t xml:space="preserve"> Sahoo</w:t>
       </w:r>
       <w:r>
         <w:rPr>
@@ -11268,6 +11853,7 @@
           <w:lang w:val="en-US"/>
         </w:rPr>
       </w:pPr>
+      <w:proofErr w:type="spellStart"/>
       <w:r>
         <w:rPr>
           <w:rFonts w:ascii="Times New Roman" w:eastAsia="Times New Roman" w:hAnsi="Times New Roman" w:cs="Times New Roman"/>
@@ -11278,7 +11864,20 @@
           <w:lang w:eastAsia="en-IN"/>
           <w14:ligatures w14:val="none"/>
         </w:rPr>
-        <w:t>Tapasmini Sahoo Sankalp Mohanty and Saurav Sahu “Multi-Focus Image Fusion Using Variance Based Spatial Domain and Wavelet Transform”</w:t>
+        <w:t>Tapasmini</w:t>
+      </w:r>
+      <w:proofErr w:type="spellEnd"/>
+      <w:r>
+        <w:rPr>
+          <w:rFonts w:ascii="Times New Roman" w:eastAsia="Times New Roman" w:hAnsi="Times New Roman" w:cs="Times New Roman"/>
+          <w:color w:val="0D0D0D" w:themeColor="text1" w:themeTint="F2"/>
+          <w:kern w:val="36"/>
+          <w:sz w:val="24"/>
+          <w:szCs w:val="24"/>
+          <w:lang w:eastAsia="en-IN"/>
+          <w14:ligatures w14:val="none"/>
+        </w:rPr>
+        <w:t xml:space="preserve"> Sahoo Sankalp Mohanty and Saurav Sahu “Multi-Focus Image Fusion Using Variance Based Spatial Domain and Wavelet Transform”</w:t>
       </w:r>
       <w:r>
         <w:rPr>
@@ -11337,36 +11936,40 @@
           <w:szCs w:val="24"/>
           <w:lang w:val="en-US"/>
         </w:rPr>
-        <w:t>A. Toet, “TNO Image Fusion Dataset,” 4 2014. [Online]. Available: https://figshare.com/articles/dataset/TNO Image Fusion Dataset/1008029</w:t>
-      </w:r>
-    </w:p>
-    <w:p>
-      <w:pPr>
-        <w:pStyle w:val="ListParagraph"/>
-        <w:shd w:val="clear" w:color="auto" w:fill="FFFFFF"/>
-        <w:spacing w:after="0" w:line="240" w:lineRule="auto"/>
-        <w:jc w:val="both"/>
-        <w:outlineLvl w:val="0"/>
-        <w:rPr>
-          <w:rFonts w:ascii="Times New Roman" w:eastAsia="Times New Roman" w:hAnsi="Times New Roman" w:cs="Times New Roman"/>
-          <w:color w:val="0D0D0D" w:themeColor="text1" w:themeTint="F2"/>
-          <w:kern w:val="36"/>
-          <w:sz w:val="24"/>
-          <w:szCs w:val="24"/>
-          <w:lang w:eastAsia="en-IN"/>
-          <w14:ligatures w14:val="none"/>
-        </w:rPr>
-      </w:pPr>
-    </w:p>
-    <w:p>
-      <w:pPr>
-        <w:rPr>
-          <w:rFonts w:ascii="Times New Roman" w:eastAsiaTheme="minorEastAsia" w:hAnsi="Times New Roman" w:cs="Times New Roman"/>
-          <w:sz w:val="24"/>
-          <w:szCs w:val="24"/>
-          <w:lang w:val="en-US"/>
-        </w:rPr>
-      </w:pPr>
+        <w:t xml:space="preserve">A. Toet, “TNO Image Fusion Dataset,” 4 2014. [Online]. Available: </w:t>
+      </w:r>
+      <w:hyperlink r:id="rId37" w:history="1">
+        <w:r>
+          <w:rPr>
+            <w:rStyle w:val="Hyperlink"/>
+            <w:rFonts w:ascii="Times New Roman" w:eastAsiaTheme="minorEastAsia" w:hAnsi="Times New Roman" w:cs="Times New Roman"/>
+            <w:sz w:val="24"/>
+            <w:szCs w:val="24"/>
+            <w:lang w:val="en-US"/>
+          </w:rPr>
+          <w:t>https://figshare.com/articles/dataset/TNO_Image_Fusion_Datase</w:t>
+        </w:r>
+        <w:r>
+          <w:rPr>
+            <w:rStyle w:val="Hyperlink"/>
+            <w:rFonts w:ascii="Times New Roman" w:eastAsiaTheme="minorEastAsia" w:hAnsi="Times New Roman" w:cs="Times New Roman"/>
+            <w:sz w:val="24"/>
+            <w:szCs w:val="24"/>
+            <w:lang w:val="en-US"/>
+          </w:rPr>
+          <w:t>t</w:t>
+        </w:r>
+        <w:r>
+          <w:rPr>
+            <w:rStyle w:val="Hyperlink"/>
+            <w:rFonts w:ascii="Times New Roman" w:eastAsiaTheme="minorEastAsia" w:hAnsi="Times New Roman" w:cs="Times New Roman"/>
+            <w:sz w:val="24"/>
+            <w:szCs w:val="24"/>
+            <w:lang w:val="en-US"/>
+          </w:rPr>
+          <w:t>/1008029</w:t>
+        </w:r>
+      </w:hyperlink>
     </w:p>
     <w:sectPr>
       <w:type w:val="continuous"/>
